--- a/Mediroza_Pentest_Report.docx
+++ b/Mediroza_Pentest_Report.docx
@@ -172,10 +172,7 @@
       </w:r>
       <w:proofErr w:type="spellEnd"/>
       <w:r>
-        <w:t xml:space="preserve"> for this assessment. The goal was to </w:t>
-      </w:r>
-      <w:r>
-        <w:t xml:space="preserve">identify vulnerabilities, demonstrate their real-world impact through controlled exploitation, and provide recommendations to improve the </w:t>
+        <w:t xml:space="preserve"> for this assessment. The goal was to identify vulnerabilities, demonstrate their real-world impact through controlled exploitation, and provide recommendations to improve the </w:t>
       </w:r>
       <w:proofErr w:type="spellStart"/>
       <w:r>
@@ -191,16 +188,7 @@
         <w:spacing w:after="150"/>
       </w:pPr>
       <w:r>
-        <w:t>During the assessment I identified seven vulnerabilities ranging from Low to Critical</w:t>
-      </w:r>
-      <w:r>
-        <w:t xml:space="preserve"> severity. The most significant finding was a SQL injection vulnerability on the patient portal login page, which allowed me to bypass authentication entirely without knowing any valid credentials. This access led to three confidential patient lab report P</w:t>
-      </w:r>
-      <w:r>
-        <w:t>DFs. Separately, reconnaissance of the web server (supported by disallowed entries in robots.txt) revealed that directory listing was enabled on three restricted folders — /patient/, /staff/, and /old/ — none of which should have been browsable without aut</w:t>
-      </w:r>
-      <w:r>
-        <w:t>hentication.</w:t>
+        <w:t>During the assessment I identified seven vulnerabilities ranging from Low to Critical severity. The most significant finding was a SQL injection vulnerability on the patient portal login page, which allowed me to bypass authentication entirely without knowing any valid credentials. This access led to three confidential patient lab report PDFs. Separately, reconnaissance of the web server (supported by disallowed entries in robots.txt) revealed that directory listing was enabled on three restricted folders — /patient/, /staff/, and /old/ — none of which should have been browsable without authentication.</w:t>
       </w:r>
     </w:p>
     <w:p>
@@ -208,10 +196,7 @@
         <w:spacing w:after="150"/>
       </w:pPr>
       <w:r>
-        <w:t>The /old/ folder exposed a forgotten database backup file in plain text, containing the monthly salaries, job titles, and national ID numbers of all 30 hospital employees, as well as the full shareholding structure of the hospital's 10 shareho</w:t>
-      </w:r>
-      <w:r>
-        <w:t>lders.</w:t>
+        <w:t>The /old/ folder exposed a forgotten database backup file in plain text, containing the monthly salaries, job titles, and national ID numbers of all 30 hospital employees, as well as the full shareholding structure of the hospital's 10 shareholders.</w:t>
       </w:r>
     </w:p>
     <w:p>
@@ -219,10 +204,7 @@
         <w:spacing w:after="150"/>
       </w:pPr>
       <w:r>
-        <w:t>The overall security posture of the target is poor. Multiple critical vulnerabilities exist that would allow an unauthenticated attacker to access confidential patient data, staff financial and personal records, and corporate ownership information w</w:t>
-      </w:r>
-      <w:r>
-        <w:t xml:space="preserve">ith minimal effort and no </w:t>
+        <w:t xml:space="preserve">The overall security posture of the target is poor. Multiple critical vulnerabilities exist that would allow an unauthenticated attacker to access confidential patient data, staff financial and personal records, and corporate ownership information with minimal effort and no </w:t>
       </w:r>
       <w:proofErr w:type="spellStart"/>
       <w:r>
@@ -291,10 +273,7 @@
         <w:t xml:space="preserve">Target domain: </w:t>
       </w:r>
       <w:r>
-        <w:t>https://m</w:t>
-      </w:r>
-      <w:r>
-        <w:t>edirozahospital.com</w:t>
+        <w:t>https://medirozahospital.com</w:t>
       </w:r>
     </w:p>
     <w:p>
@@ -319,10 +298,7 @@
         <w:spacing w:after="150"/>
       </w:pPr>
       <w:r>
-        <w:t>I followed a structured black-box penetration testing methodology consisting of four phase</w:t>
-      </w:r>
-      <w:r>
-        <w:t>s.</w:t>
+        <w:t>I followed a structured black-box penetration testing methodology consisting of four phases.</w:t>
       </w:r>
     </w:p>
     <w:p>
@@ -364,10 +340,7 @@
       </w:r>
       <w:proofErr w:type="spellEnd"/>
       <w:r>
-        <w:t xml:space="preserve"> to find weaknesses in authentication, access control, and </w:t>
-      </w:r>
-      <w:r>
-        <w:t>input handling.</w:t>
+        <w:t xml:space="preserve"> to find weaknesses in authentication, access control, and input handling.</w:t>
       </w:r>
     </w:p>
     <w:p>
@@ -491,10 +464,7 @@
       </w:r>
       <w:proofErr w:type="spellEnd"/>
       <w:r>
-        <w:t xml:space="preserve"> — comm</w:t>
-      </w:r>
-      <w:r>
-        <w:t>and-line HTTP requests and file retrieval</w:t>
+        <w:t xml:space="preserve"> — command-line HTTP requests and file retrieval</w:t>
       </w:r>
     </w:p>
     <w:p>
@@ -562,10 +532,7 @@
         <w:spacing w:after="80"/>
       </w:pPr>
       <w:r>
-        <w:t>Claude (AI assistant) — methodology guidance, troubleshooting, an</w:t>
-      </w:r>
-      <w:r>
-        <w:t>d converting raw SQL dump data into readable tables</w:t>
+        <w:t>Claude (AI assistant) — methodology guidance, troubleshooting, and converting raw SQL dump data into readable tables</w:t>
       </w:r>
     </w:p>
     <w:p>
@@ -610,12 +577,6 @@
         <w:gridCol w:w="2000"/>
       </w:tblGrid>
       <w:tr>
-        <w:tblPrEx>
-          <w:tblCellMar>
-            <w:top w:w="0" w:type="dxa"/>
-            <w:bottom w:w="0" w:type="dxa"/>
-          </w:tblCellMar>
-        </w:tblPrEx>
         <w:trPr>
           <w:tblHeader/>
         </w:trPr>
@@ -688,12 +649,6 @@
         </w:tc>
       </w:tr>
       <w:tr>
-        <w:tblPrEx>
-          <w:tblCellMar>
-            <w:top w:w="0" w:type="dxa"/>
-            <w:bottom w:w="0" w:type="dxa"/>
-          </w:tblCellMar>
-        </w:tblPrEx>
         <w:tc>
           <w:tcPr>
             <w:tcW w:w="500" w:type="dxa"/>
@@ -753,12 +708,6 @@
         </w:tc>
       </w:tr>
       <w:tr>
-        <w:tblPrEx>
-          <w:tblCellMar>
-            <w:top w:w="0" w:type="dxa"/>
-            <w:bottom w:w="0" w:type="dxa"/>
-          </w:tblCellMar>
-        </w:tblPrEx>
         <w:tc>
           <w:tcPr>
             <w:tcW w:w="500" w:type="dxa"/>
@@ -818,12 +767,6 @@
         </w:tc>
       </w:tr>
       <w:tr>
-        <w:tblPrEx>
-          <w:tblCellMar>
-            <w:top w:w="0" w:type="dxa"/>
-            <w:bottom w:w="0" w:type="dxa"/>
-          </w:tblCellMar>
-        </w:tblPrEx>
         <w:tc>
           <w:tcPr>
             <w:tcW w:w="500" w:type="dxa"/>
@@ -891,12 +834,6 @@
         </w:tc>
       </w:tr>
       <w:tr>
-        <w:tblPrEx>
-          <w:tblCellMar>
-            <w:top w:w="0" w:type="dxa"/>
-            <w:bottom w:w="0" w:type="dxa"/>
-          </w:tblCellMar>
-        </w:tblPrEx>
         <w:tc>
           <w:tcPr>
             <w:tcW w:w="500" w:type="dxa"/>
@@ -964,12 +901,6 @@
         </w:tc>
       </w:tr>
       <w:tr>
-        <w:tblPrEx>
-          <w:tblCellMar>
-            <w:top w:w="0" w:type="dxa"/>
-            <w:bottom w:w="0" w:type="dxa"/>
-          </w:tblCellMar>
-        </w:tblPrEx>
         <w:tc>
           <w:tcPr>
             <w:tcW w:w="500" w:type="dxa"/>
@@ -1029,12 +960,6 @@
         </w:tc>
       </w:tr>
       <w:tr>
-        <w:tblPrEx>
-          <w:tblCellMar>
-            <w:top w:w="0" w:type="dxa"/>
-            <w:bottom w:w="0" w:type="dxa"/>
-          </w:tblCellMar>
-        </w:tblPrEx>
         <w:tc>
           <w:tcPr>
             <w:tcW w:w="500" w:type="dxa"/>
@@ -1102,12 +1027,6 @@
         </w:tc>
       </w:tr>
       <w:tr>
-        <w:tblPrEx>
-          <w:tblCellMar>
-            <w:top w:w="0" w:type="dxa"/>
-            <w:bottom w:w="0" w:type="dxa"/>
-          </w:tblCellMar>
-        </w:tblPrEx>
         <w:tc>
           <w:tcPr>
             <w:tcW w:w="500" w:type="dxa"/>
@@ -1235,10 +1154,7 @@
         <w:spacing w:after="150"/>
       </w:pPr>
       <w:r>
-        <w:t>HTTP response headers and page metadata revealed the exact software stack in use, which narrows the search for known vulnerabilities and speeds up attacker r</w:t>
-      </w:r>
-      <w:r>
-        <w:t>econnaissance.</w:t>
+        <w:t>HTTP response headers and page metadata revealed the exact software stack in use, which narrows the search for known vulnerabilities and speeds up attacker reconnaissance.</w:t>
       </w:r>
     </w:p>
     <w:p>
@@ -1391,16 +1307,7 @@
           <w:sz w:val="26"/>
           <w:szCs w:val="26"/>
         </w:rPr>
-        <w:t xml:space="preserve">3.2 Finding 2 — </w:t>
-      </w:r>
-      <w:r>
-        <w:rPr>
-          <w:b/>
-          <w:bCs/>
-          <w:sz w:val="26"/>
-          <w:szCs w:val="26"/>
-        </w:rPr>
-        <w:t>Directory Listing Enabled on Restricted Folders</w:t>
+        <w:t>3.2 Finding 2 — Directory Listing Enabled on Restricted Folders</w:t>
       </w:r>
     </w:p>
     <w:p>
@@ -1443,10 +1350,7 @@
         <w:spacing w:after="150"/>
       </w:pPr>
       <w:r>
-        <w:t>Directory listing is a web server misconfiguration that displays the full contents of a folder, like a file browser, when no index page exists and ind</w:t>
-      </w:r>
-      <w:r>
-        <w:t>exing has not been explicitly disabled. Three folders on the server were found to have this enabled, none of which should have been browsable without authentication.</w:t>
+        <w:t>Directory listing is a web server misconfiguration that displays the full contents of a folder, like a file browser, when no index page exists and indexing has not been explicitly disabled. Three folders on the server were found to have this enabled, none of which should have been browsable without authentication.</w:t>
       </w:r>
     </w:p>
     <w:p>
@@ -1489,13 +1393,7 @@
         <w:rPr>
           <w:rFonts w:ascii="Consolas" w:eastAsia="Consolas" w:hAnsi="Consolas" w:cs="Consolas"/>
         </w:rPr>
-        <w:t>+ [750500] /patient/: D</w:t>
-      </w:r>
-      <w:r>
-        <w:rPr>
-          <w:rFonts w:ascii="Consolas" w:eastAsia="Consolas" w:hAnsi="Consolas" w:cs="Consolas"/>
-        </w:rPr>
-        <w:t>irectory indexing found.</w:t>
+        <w:t>+ [750500] /patient/: Directory indexing found.</w:t>
       </w:r>
       <w:r>
         <w:rPr>
@@ -1517,10 +1415,7 @@
         <w:spacing w:after="150"/>
       </w:pPr>
       <w:r>
-        <w:t>robots.txt was checked separately and was found to list /old/ as a disallowed path — the site owners had attempted to hide this folder from s</w:t>
-      </w:r>
-      <w:r>
-        <w:t>earch engines, but it remained fully accessible and browsable to a direct visitor.</w:t>
+        <w:t>robots.txt was checked separately and was found to list /old/ as a disallowed path — the site owners had attempted to hide this folder from search engines, but it remained fully accessible and browsable to a direct visitor.</w:t>
       </w:r>
     </w:p>
     <w:p>
@@ -1637,16 +1532,7 @@
           <w:sz w:val="26"/>
           <w:szCs w:val="26"/>
         </w:rPr>
-        <w:t>3.3 Finding 3 — Username Enumeration</w:t>
-      </w:r>
-      <w:r>
-        <w:rPr>
-          <w:b/>
-          <w:bCs/>
-          <w:sz w:val="26"/>
-          <w:szCs w:val="26"/>
-        </w:rPr>
-        <w:t xml:space="preserve"> on Login Page</w:t>
+        <w:t>3.3 Finding 3 — Username Enumeration on Login Page</w:t>
       </w:r>
     </w:p>
     <w:p>
@@ -1694,10 +1580,7 @@
         <w:spacing w:after="150"/>
       </w:pPr>
       <w:r>
-        <w:t xml:space="preserve">Username enumeration occurs when a login page reveals whether a username exists by returning a different message for an invalid username than for a valid username with an incorrect password. A secure login should always return the same generic message for </w:t>
-      </w:r>
-      <w:r>
-        <w:t>both cases.</w:t>
+        <w:t>Username enumeration occurs when a login page reveals whether a username exists by returning a different message for an invalid username than for a valid username with an incorrect password. A secure login should always return the same generic message for both cases.</w:t>
       </w:r>
     </w:p>
     <w:p>
@@ -1760,10 +1643,7 @@
         <w:spacing w:after="150"/>
       </w:pPr>
       <w:r>
-        <w:t>Because the application discloses this dis</w:t>
-      </w:r>
-      <w:r>
-        <w:t>tinction, an attacker can enumerate valid accounts prior to a credential-stuffing or brute-force attempt, narrowing the attack surface considerably.</w:t>
+        <w:t>Because the application discloses this distinction, an attacker can enumerate valid accounts prior to a credential-stuffing or brute-force attempt, narrowing the attack surface considerably.</w:t>
       </w:r>
     </w:p>
     <w:p>
@@ -1880,16 +1760,7 @@
           <w:sz w:val="26"/>
           <w:szCs w:val="26"/>
         </w:rPr>
-        <w:t>3.4 Finding 4 — SQL Injection —</w:t>
-      </w:r>
-      <w:r>
-        <w:rPr>
-          <w:b/>
-          <w:bCs/>
-          <w:sz w:val="26"/>
-          <w:szCs w:val="26"/>
-        </w:rPr>
-        <w:t xml:space="preserve"> Authentication Bypass</w:t>
+        <w:t>3.4 Finding 4 — SQL Injection — Authentication Bypass</w:t>
       </w:r>
     </w:p>
     <w:p>
@@ -1953,10 +1824,7 @@
       </w:r>
       <w:proofErr w:type="spellEnd"/>
       <w:r>
-        <w:t xml:space="preserve"> it. An attacker can insert SQL syntax into an</w:t>
-      </w:r>
-      <w:r>
-        <w:t xml:space="preserve"> input field to change the query's </w:t>
+        <w:t xml:space="preserve"> it. An attacker can insert SQL syntax into an input field to change the query's </w:t>
       </w:r>
       <w:proofErr w:type="spellStart"/>
       <w:r>
@@ -2083,13 +1951,7 @@
           <w:rFonts w:ascii="Consolas" w:eastAsia="Consolas" w:hAnsi="Consolas" w:cs="Consolas"/>
         </w:rPr>
         <w:br/>
-        <w:t>manual that corresponds to you</w:t>
-      </w:r>
-      <w:r>
-        <w:rPr>
-          <w:rFonts w:ascii="Consolas" w:eastAsia="Consolas" w:hAnsi="Consolas" w:cs="Consolas"/>
-        </w:rPr>
-        <w:t>r MySQL server version for the right syntax</w:t>
+        <w:t>manual that corresponds to your MySQL server version for the right syntax</w:t>
       </w:r>
       <w:r>
         <w:rPr>
@@ -2137,10 +1999,7 @@
         <w:spacing w:after="150"/>
       </w:pPr>
       <w:r>
-        <w:t>The -- sequence comments out the remainder of the query</w:t>
-      </w:r>
-      <w:r>
-        <w:t>, so the application's underlying query effectively reduces to a check on the username alone, with no password validation performed. The response confirmed a successful bypass:</w:t>
+        <w:t>The -- sequence comments out the remainder of the query, so the application's underlying query effectively reduces to a check on the username alone, with no password validation performed. The response confirmed a successful bypass:</w:t>
       </w:r>
     </w:p>
     <w:p>
@@ -2346,10 +2205,7 @@
         <w:spacing w:after="150"/>
       </w:pPr>
       <w:r>
-        <w:t>After bypassing authentication, the patient portal expos</w:t>
-      </w:r>
-      <w:r>
-        <w:t>ed downloadable lab report PDFs belonging to patients, which should only be accessible to the named patient and their treating doctor.</w:t>
+        <w:t>After bypassing authentication, the patient portal exposed downloadable lab report PDFs belonging to patients, which should only be accessible to the named patient and their treating doctor.</w:t>
       </w:r>
     </w:p>
     <w:p>
@@ -2366,10 +2222,7 @@
         <w:spacing w:after="150"/>
       </w:pPr>
       <w:r>
-        <w:t>Following the SQL injection bypass, the portal page listed downloadable report files, which were retrieved di</w:t>
-      </w:r>
-      <w:r>
-        <w:t>rectly.</w:t>
+        <w:t>Following the SQL injection bypass, the portal page listed downloadable report files, which were retrieved directly.</w:t>
       </w:r>
     </w:p>
     <w:p>
@@ -2493,10 +2346,7 @@
         <w:spacing w:after="150"/>
       </w:pPr>
       <w:r>
-        <w:t>The retrieved PDF files were password-protected</w:t>
-      </w:r>
-      <w:r>
-        <w:t xml:space="preserve"> using PDF encryption revision 3 (RC4, 128-bit) — a legacy encryption standard that is feasible to attack offline using modern password-cracking tools, particularly where the underlying password is weak or guessable.</w:t>
+        <w:t>The retrieved PDF files were password-protected using PDF encryption revision 3 (RC4, 128-bit) — a legacy encryption standard that is feasible to attack offline using modern password-cracking tools, particularly where the underlying password is weak or guessable.</w:t>
       </w:r>
     </w:p>
     <w:p>
@@ -2726,8 +2576,9 @@
           <w:sz w:val="18"/>
           <w:szCs w:val="18"/>
         </w:rPr>
-        <w:t>patient_report_</w:t>
-      </w:r>
+        <w:t xml:space="preserve">patient_report_3.pdf </w:t>
+      </w:r>
+      <w:proofErr w:type="gramStart"/>
       <w:r>
         <w:rPr>
           <w:rFonts w:ascii="CourierNewPS" w:hAnsi="CourierNewPS" w:cs="Courier New"/>
@@ -2737,41 +2588,7 @@
           <w:sz w:val="18"/>
           <w:szCs w:val="18"/>
         </w:rPr>
-        <w:t>3</w:t>
-      </w:r>
-      <w:r>
-        <w:rPr>
-          <w:rFonts w:ascii="CourierNewPS" w:hAnsi="CourierNewPS" w:cs="Courier New"/>
-          <w:i/>
-          <w:iCs/>
-          <w:color w:val="7C4C00"/>
-          <w:sz w:val="18"/>
-          <w:szCs w:val="18"/>
-        </w:rPr>
-        <w:t xml:space="preserve">.pdf </w:t>
-      </w:r>
-      <w:proofErr w:type="gramStart"/>
-      <w:r>
-        <w:rPr>
-          <w:rFonts w:ascii="CourierNewPS" w:hAnsi="CourierNewPS" w:cs="Courier New"/>
-          <w:i/>
-          <w:iCs/>
-          <w:color w:val="7C4C00"/>
-          <w:sz w:val="18"/>
-          <w:szCs w:val="18"/>
-        </w:rPr>
-        <w:t xml:space="preserve">– </w:t>
-      </w:r>
-      <w:r>
-        <w:rPr>
-          <w:rFonts w:ascii="CourierNewPS" w:hAnsi="CourierNewPS" w:cs="Courier New"/>
-          <w:i/>
-          <w:iCs/>
-          <w:color w:val="7C4C00"/>
-          <w:sz w:val="18"/>
-          <w:szCs w:val="18"/>
-        </w:rPr>
-        <w:t>!</w:t>
+        <w:t>– !</w:t>
       </w:r>
       <w:proofErr w:type="gramEnd"/>
       <w:r>
@@ -2973,14 +2790,198 @@
     <w:p>
       <w:pPr>
         <w:spacing w:before="400" w:after="100"/>
-      </w:pPr>
-      <w:r>
         <w:rPr>
           <w:b/>
           <w:bCs/>
           <w:sz w:val="26"/>
           <w:szCs w:val="26"/>
         </w:rPr>
+      </w:pPr>
+      <w:r>
+        <w:rPr>
+          <w:b/>
+          <w:bCs/>
+          <w:noProof/>
+          <w:sz w:val="26"/>
+          <w:szCs w:val="26"/>
+        </w:rPr>
+        <w:lastRenderedPageBreak/>
+        <w:drawing>
+          <wp:inline distT="0" distB="0" distL="0" distR="0" wp14:anchorId="002839EF" wp14:editId="241082A5">
+            <wp:extent cx="3866606" cy="2416629"/>
+            <wp:effectExtent l="0" t="0" r="0" b="0"/>
+            <wp:docPr id="10" name="Picture 10"/>
+            <wp:cNvGraphicFramePr>
+              <a:graphicFrameLocks xmlns:a="http://schemas.openxmlformats.org/drawingml/2006/main" noChangeAspect="1"/>
+            </wp:cNvGraphicFramePr>
+            <a:graphic xmlns:a="http://schemas.openxmlformats.org/drawingml/2006/main">
+              <a:graphicData uri="http://schemas.openxmlformats.org/drawingml/2006/picture">
+                <pic:pic xmlns:pic="http://schemas.openxmlformats.org/drawingml/2006/picture">
+                  <pic:nvPicPr>
+                    <pic:cNvPr id="10" name="Picture 10"/>
+                    <pic:cNvPicPr/>
+                  </pic:nvPicPr>
+                  <pic:blipFill>
+                    <a:blip r:embed="rId16" cstate="print">
+                      <a:extLst>
+                        <a:ext uri="{28A0092B-C50C-407E-A947-70E740481C1C}">
+                          <a14:useLocalDpi xmlns:a14="http://schemas.microsoft.com/office/drawing/2010/main" val="0"/>
+                        </a:ext>
+                      </a:extLst>
+                    </a:blip>
+                    <a:stretch>
+                      <a:fillRect/>
+                    </a:stretch>
+                  </pic:blipFill>
+                  <pic:spPr>
+                    <a:xfrm>
+                      <a:off x="0" y="0"/>
+                      <a:ext cx="3877757" cy="2423598"/>
+                    </a:xfrm>
+                    <a:prstGeom prst="rect">
+                      <a:avLst/>
+                    </a:prstGeom>
+                  </pic:spPr>
+                </pic:pic>
+              </a:graphicData>
+            </a:graphic>
+          </wp:inline>
+        </w:drawing>
+      </w:r>
+    </w:p>
+    <w:p>
+      <w:pPr>
+        <w:spacing w:before="400" w:after="100"/>
+        <w:rPr>
+          <w:b/>
+          <w:bCs/>
+          <w:sz w:val="26"/>
+          <w:szCs w:val="26"/>
+        </w:rPr>
+      </w:pPr>
+      <w:r>
+        <w:rPr>
+          <w:b/>
+          <w:bCs/>
+          <w:noProof/>
+          <w:sz w:val="26"/>
+          <w:szCs w:val="26"/>
+        </w:rPr>
+        <w:drawing>
+          <wp:inline distT="0" distB="0" distL="0" distR="0" wp14:anchorId="4B7FFA8D" wp14:editId="09BF3363">
+            <wp:extent cx="3918858" cy="2449286"/>
+            <wp:effectExtent l="0" t="0" r="5715" b="1905"/>
+            <wp:docPr id="14" name="Picture 14"/>
+            <wp:cNvGraphicFramePr>
+              <a:graphicFrameLocks xmlns:a="http://schemas.openxmlformats.org/drawingml/2006/main" noChangeAspect="1"/>
+            </wp:cNvGraphicFramePr>
+            <a:graphic xmlns:a="http://schemas.openxmlformats.org/drawingml/2006/main">
+              <a:graphicData uri="http://schemas.openxmlformats.org/drawingml/2006/picture">
+                <pic:pic xmlns:pic="http://schemas.openxmlformats.org/drawingml/2006/picture">
+                  <pic:nvPicPr>
+                    <pic:cNvPr id="14" name="Picture 14"/>
+                    <pic:cNvPicPr/>
+                  </pic:nvPicPr>
+                  <pic:blipFill>
+                    <a:blip r:embed="rId17" cstate="print">
+                      <a:extLst>
+                        <a:ext uri="{28A0092B-C50C-407E-A947-70E740481C1C}">
+                          <a14:useLocalDpi xmlns:a14="http://schemas.microsoft.com/office/drawing/2010/main" val="0"/>
+                        </a:ext>
+                      </a:extLst>
+                    </a:blip>
+                    <a:stretch>
+                      <a:fillRect/>
+                    </a:stretch>
+                  </pic:blipFill>
+                  <pic:spPr>
+                    <a:xfrm>
+                      <a:off x="0" y="0"/>
+                      <a:ext cx="3935398" cy="2459624"/>
+                    </a:xfrm>
+                    <a:prstGeom prst="rect">
+                      <a:avLst/>
+                    </a:prstGeom>
+                  </pic:spPr>
+                </pic:pic>
+              </a:graphicData>
+            </a:graphic>
+          </wp:inline>
+        </w:drawing>
+      </w:r>
+    </w:p>
+    <w:p>
+      <w:pPr>
+        <w:spacing w:before="400" w:after="100"/>
+        <w:rPr>
+          <w:b/>
+          <w:bCs/>
+          <w:sz w:val="26"/>
+          <w:szCs w:val="26"/>
+        </w:rPr>
+      </w:pPr>
+      <w:r>
+        <w:rPr>
+          <w:b/>
+          <w:bCs/>
+          <w:noProof/>
+          <w:sz w:val="26"/>
+          <w:szCs w:val="26"/>
+        </w:rPr>
+        <w:drawing>
+          <wp:inline distT="0" distB="0" distL="0" distR="0" wp14:anchorId="6724B20E" wp14:editId="130B973A">
+            <wp:extent cx="3984171" cy="2490107"/>
+            <wp:effectExtent l="0" t="0" r="3810" b="0"/>
+            <wp:docPr id="15" name="Picture 15"/>
+            <wp:cNvGraphicFramePr>
+              <a:graphicFrameLocks xmlns:a="http://schemas.openxmlformats.org/drawingml/2006/main" noChangeAspect="1"/>
+            </wp:cNvGraphicFramePr>
+            <a:graphic xmlns:a="http://schemas.openxmlformats.org/drawingml/2006/main">
+              <a:graphicData uri="http://schemas.openxmlformats.org/drawingml/2006/picture">
+                <pic:pic xmlns:pic="http://schemas.openxmlformats.org/drawingml/2006/picture">
+                  <pic:nvPicPr>
+                    <pic:cNvPr id="15" name="Picture 15"/>
+                    <pic:cNvPicPr/>
+                  </pic:nvPicPr>
+                  <pic:blipFill>
+                    <a:blip r:embed="rId18" cstate="print">
+                      <a:extLst>
+                        <a:ext uri="{28A0092B-C50C-407E-A947-70E740481C1C}">
+                          <a14:useLocalDpi xmlns:a14="http://schemas.microsoft.com/office/drawing/2010/main" val="0"/>
+                        </a:ext>
+                      </a:extLst>
+                    </a:blip>
+                    <a:stretch>
+                      <a:fillRect/>
+                    </a:stretch>
+                  </pic:blipFill>
+                  <pic:spPr>
+                    <a:xfrm>
+                      <a:off x="0" y="0"/>
+                      <a:ext cx="4020466" cy="2512791"/>
+                    </a:xfrm>
+                    <a:prstGeom prst="rect">
+                      <a:avLst/>
+                    </a:prstGeom>
+                  </pic:spPr>
+                </pic:pic>
+              </a:graphicData>
+            </a:graphic>
+          </wp:inline>
+        </w:drawing>
+      </w:r>
+    </w:p>
+    <w:p>
+      <w:pPr>
+        <w:spacing w:before="400" w:after="100"/>
+      </w:pPr>
+      <w:r>
+        <w:rPr>
+          <w:b/>
+          <w:bCs/>
+          <w:sz w:val="26"/>
+          <w:szCs w:val="26"/>
+        </w:rPr>
         <w:t>3.7 Finding 7 — Exposed Database Backup — Staff Salaries and Shareholder Data</w:t>
       </w:r>
     </w:p>
@@ -3013,6 +3014,7 @@
           <w:b/>
           <w:bCs/>
         </w:rPr>
+        <w:lastRenderedPageBreak/>
         <w:t xml:space="preserve">Location: </w:t>
       </w:r>
       <w:r>
@@ -3032,13 +3034,7 @@
         <w:spacing w:after="150"/>
       </w:pPr>
       <w:r>
-        <w:t>The /old/ directo</w:t>
-      </w:r>
-      <w:r>
-        <w:t>ry, already confirmed browsable in Finding 2 and referenced in robots.txt, contained a forgotten MySQL backup file in plain, unencrypted SQL format. This backup contained two complete database tables: full staff records for all 30 hospital employees (inclu</w:t>
-      </w:r>
-      <w:r>
-        <w:t>ding national ID numbers and salaries) and the complete shareholder register for the hospital's 10 shareholders.</w:t>
+        <w:t>The /old/ directory, already confirmed browsable in Finding 2 and referenced in robots.txt, contained a forgotten MySQL backup file in plain, unencrypted SQL format. This backup contained two complete database tables: full staff records for all 30 hospital employees (including national ID numbers and salaries) and the complete shareholder register for the hospital's 10 shareholders.</w:t>
       </w:r>
     </w:p>
     <w:p>
@@ -3074,7 +3070,6 @@
         <w:rPr>
           <w:rFonts w:ascii="Consolas" w:eastAsia="Consolas" w:hAnsi="Consolas" w:cs="Consolas"/>
         </w:rPr>
-        <w:lastRenderedPageBreak/>
         <w:t>wget</w:t>
       </w:r>
       <w:proofErr w:type="spellEnd"/>
@@ -3105,10 +3100,7 @@
         <w:spacing w:before="300" w:after="150"/>
       </w:pPr>
       <w:r>
-        <w:t>Staff Ta</w:t>
-      </w:r>
-      <w:r>
-        <w:t>ble (30 records) — Name, Job Title, Department, Monthly Salary (ZAR)</w:t>
+        <w:t>Staff Table (30 records) — Name, Job Title, Department, Monthly Salary (ZAR)</w:t>
       </w:r>
     </w:p>
     <w:tbl>
@@ -3136,12 +3128,6 @@
         <w:gridCol w:w="1950"/>
       </w:tblGrid>
       <w:tr>
-        <w:tblPrEx>
-          <w:tblCellMar>
-            <w:top w:w="0" w:type="dxa"/>
-            <w:bottom w:w="0" w:type="dxa"/>
-          </w:tblCellMar>
-        </w:tblPrEx>
         <w:trPr>
           <w:tblHeader/>
         </w:trPr>
@@ -3233,12 +3219,6 @@
         </w:tc>
       </w:tr>
       <w:tr>
-        <w:tblPrEx>
-          <w:tblCellMar>
-            <w:top w:w="0" w:type="dxa"/>
-            <w:bottom w:w="0" w:type="dxa"/>
-          </w:tblCellMar>
-        </w:tblPrEx>
         <w:tc>
           <w:tcPr>
             <w:tcW w:w="500" w:type="dxa"/>
@@ -3312,12 +3292,6 @@
         </w:tc>
       </w:tr>
       <w:tr>
-        <w:tblPrEx>
-          <w:tblCellMar>
-            <w:top w:w="0" w:type="dxa"/>
-            <w:bottom w:w="0" w:type="dxa"/>
-          </w:tblCellMar>
-        </w:tblPrEx>
         <w:tc>
           <w:tcPr>
             <w:tcW w:w="500" w:type="dxa"/>
@@ -3396,12 +3370,6 @@
         </w:tc>
       </w:tr>
       <w:tr>
-        <w:tblPrEx>
-          <w:tblCellMar>
-            <w:top w:w="0" w:type="dxa"/>
-            <w:bottom w:w="0" w:type="dxa"/>
-          </w:tblCellMar>
-        </w:tblPrEx>
         <w:tc>
           <w:tcPr>
             <w:tcW w:w="500" w:type="dxa"/>
@@ -3475,12 +3443,6 @@
         </w:tc>
       </w:tr>
       <w:tr>
-        <w:tblPrEx>
-          <w:tblCellMar>
-            <w:top w:w="0" w:type="dxa"/>
-            <w:bottom w:w="0" w:type="dxa"/>
-          </w:tblCellMar>
-        </w:tblPrEx>
         <w:tc>
           <w:tcPr>
             <w:tcW w:w="500" w:type="dxa"/>
@@ -3559,12 +3521,6 @@
         </w:tc>
       </w:tr>
       <w:tr>
-        <w:tblPrEx>
-          <w:tblCellMar>
-            <w:top w:w="0" w:type="dxa"/>
-            <w:bottom w:w="0" w:type="dxa"/>
-          </w:tblCellMar>
-        </w:tblPrEx>
         <w:tc>
           <w:tcPr>
             <w:tcW w:w="500" w:type="dxa"/>
@@ -3638,12 +3594,6 @@
         </w:tc>
       </w:tr>
       <w:tr>
-        <w:tblPrEx>
-          <w:tblCellMar>
-            <w:top w:w="0" w:type="dxa"/>
-            <w:bottom w:w="0" w:type="dxa"/>
-          </w:tblCellMar>
-        </w:tblPrEx>
         <w:tc>
           <w:tcPr>
             <w:tcW w:w="500" w:type="dxa"/>
@@ -3730,12 +3680,6 @@
         </w:tc>
       </w:tr>
       <w:tr>
-        <w:tblPrEx>
-          <w:tblCellMar>
-            <w:top w:w="0" w:type="dxa"/>
-            <w:bottom w:w="0" w:type="dxa"/>
-          </w:tblCellMar>
-        </w:tblPrEx>
         <w:tc>
           <w:tcPr>
             <w:tcW w:w="500" w:type="dxa"/>
@@ -3809,12 +3753,6 @@
         </w:tc>
       </w:tr>
       <w:tr>
-        <w:tblPrEx>
-          <w:tblCellMar>
-            <w:top w:w="0" w:type="dxa"/>
-            <w:bottom w:w="0" w:type="dxa"/>
-          </w:tblCellMar>
-        </w:tblPrEx>
         <w:tc>
           <w:tcPr>
             <w:tcW w:w="500" w:type="dxa"/>
@@ -3893,12 +3831,6 @@
         </w:tc>
       </w:tr>
       <w:tr>
-        <w:tblPrEx>
-          <w:tblCellMar>
-            <w:top w:w="0" w:type="dxa"/>
-            <w:bottom w:w="0" w:type="dxa"/>
-          </w:tblCellMar>
-        </w:tblPrEx>
         <w:tc>
           <w:tcPr>
             <w:tcW w:w="500" w:type="dxa"/>
@@ -3972,12 +3904,6 @@
         </w:tc>
       </w:tr>
       <w:tr>
-        <w:tblPrEx>
-          <w:tblCellMar>
-            <w:top w:w="0" w:type="dxa"/>
-            <w:bottom w:w="0" w:type="dxa"/>
-          </w:tblCellMar>
-        </w:tblPrEx>
         <w:tc>
           <w:tcPr>
             <w:tcW w:w="500" w:type="dxa"/>
@@ -4056,12 +3982,6 @@
         </w:tc>
       </w:tr>
       <w:tr>
-        <w:tblPrEx>
-          <w:tblCellMar>
-            <w:top w:w="0" w:type="dxa"/>
-            <w:bottom w:w="0" w:type="dxa"/>
-          </w:tblCellMar>
-        </w:tblPrEx>
         <w:tc>
           <w:tcPr>
             <w:tcW w:w="500" w:type="dxa"/>
@@ -4143,12 +4063,6 @@
         </w:tc>
       </w:tr>
       <w:tr>
-        <w:tblPrEx>
-          <w:tblCellMar>
-            <w:top w:w="0" w:type="dxa"/>
-            <w:bottom w:w="0" w:type="dxa"/>
-          </w:tblCellMar>
-        </w:tblPrEx>
         <w:tc>
           <w:tcPr>
             <w:tcW w:w="500" w:type="dxa"/>
@@ -4227,12 +4141,6 @@
         </w:tc>
       </w:tr>
       <w:tr>
-        <w:tblPrEx>
-          <w:tblCellMar>
-            <w:top w:w="0" w:type="dxa"/>
-            <w:bottom w:w="0" w:type="dxa"/>
-          </w:tblCellMar>
-        </w:tblPrEx>
         <w:tc>
           <w:tcPr>
             <w:tcW w:w="500" w:type="dxa"/>
@@ -4306,12 +4214,6 @@
         </w:tc>
       </w:tr>
       <w:tr>
-        <w:tblPrEx>
-          <w:tblCellMar>
-            <w:top w:w="0" w:type="dxa"/>
-            <w:bottom w:w="0" w:type="dxa"/>
-          </w:tblCellMar>
-        </w:tblPrEx>
         <w:tc>
           <w:tcPr>
             <w:tcW w:w="500" w:type="dxa"/>
@@ -4390,12 +4292,6 @@
         </w:tc>
       </w:tr>
       <w:tr>
-        <w:tblPrEx>
-          <w:tblCellMar>
-            <w:top w:w="0" w:type="dxa"/>
-            <w:bottom w:w="0" w:type="dxa"/>
-          </w:tblCellMar>
-        </w:tblPrEx>
         <w:tc>
           <w:tcPr>
             <w:tcW w:w="500" w:type="dxa"/>
@@ -4469,12 +4365,6 @@
         </w:tc>
       </w:tr>
       <w:tr>
-        <w:tblPrEx>
-          <w:tblCellMar>
-            <w:top w:w="0" w:type="dxa"/>
-            <w:bottom w:w="0" w:type="dxa"/>
-          </w:tblCellMar>
-        </w:tblPrEx>
         <w:tc>
           <w:tcPr>
             <w:tcW w:w="500" w:type="dxa"/>
@@ -4553,12 +4443,6 @@
         </w:tc>
       </w:tr>
       <w:tr>
-        <w:tblPrEx>
-          <w:tblCellMar>
-            <w:top w:w="0" w:type="dxa"/>
-            <w:bottom w:w="0" w:type="dxa"/>
-          </w:tblCellMar>
-        </w:tblPrEx>
         <w:tc>
           <w:tcPr>
             <w:tcW w:w="500" w:type="dxa"/>
@@ -4632,12 +4516,6 @@
         </w:tc>
       </w:tr>
       <w:tr>
-        <w:tblPrEx>
-          <w:tblCellMar>
-            <w:top w:w="0" w:type="dxa"/>
-            <w:bottom w:w="0" w:type="dxa"/>
-          </w:tblCellMar>
-        </w:tblPrEx>
         <w:tc>
           <w:tcPr>
             <w:tcW w:w="500" w:type="dxa"/>
@@ -4724,12 +4602,6 @@
         </w:tc>
       </w:tr>
       <w:tr>
-        <w:tblPrEx>
-          <w:tblCellMar>
-            <w:top w:w="0" w:type="dxa"/>
-            <w:bottom w:w="0" w:type="dxa"/>
-          </w:tblCellMar>
-        </w:tblPrEx>
         <w:tc>
           <w:tcPr>
             <w:tcW w:w="500" w:type="dxa"/>
@@ -4803,12 +4675,6 @@
         </w:tc>
       </w:tr>
       <w:tr>
-        <w:tblPrEx>
-          <w:tblCellMar>
-            <w:top w:w="0" w:type="dxa"/>
-            <w:bottom w:w="0" w:type="dxa"/>
-          </w:tblCellMar>
-        </w:tblPrEx>
         <w:tc>
           <w:tcPr>
             <w:tcW w:w="500" w:type="dxa"/>
@@ -4887,12 +4753,6 @@
         </w:tc>
       </w:tr>
       <w:tr>
-        <w:tblPrEx>
-          <w:tblCellMar>
-            <w:top w:w="0" w:type="dxa"/>
-            <w:bottom w:w="0" w:type="dxa"/>
-          </w:tblCellMar>
-        </w:tblPrEx>
         <w:tc>
           <w:tcPr>
             <w:tcW w:w="500" w:type="dxa"/>
@@ -4966,12 +4826,6 @@
         </w:tc>
       </w:tr>
       <w:tr>
-        <w:tblPrEx>
-          <w:tblCellMar>
-            <w:top w:w="0" w:type="dxa"/>
-            <w:bottom w:w="0" w:type="dxa"/>
-          </w:tblCellMar>
-        </w:tblPrEx>
         <w:tc>
           <w:tcPr>
             <w:tcW w:w="500" w:type="dxa"/>
@@ -5050,12 +4904,6 @@
         </w:tc>
       </w:tr>
       <w:tr>
-        <w:tblPrEx>
-          <w:tblCellMar>
-            <w:top w:w="0" w:type="dxa"/>
-            <w:bottom w:w="0" w:type="dxa"/>
-          </w:tblCellMar>
-        </w:tblPrEx>
         <w:tc>
           <w:tcPr>
             <w:tcW w:w="500" w:type="dxa"/>
@@ -5129,12 +4977,6 @@
         </w:tc>
       </w:tr>
       <w:tr>
-        <w:tblPrEx>
-          <w:tblCellMar>
-            <w:top w:w="0" w:type="dxa"/>
-            <w:bottom w:w="0" w:type="dxa"/>
-          </w:tblCellMar>
-        </w:tblPrEx>
         <w:tc>
           <w:tcPr>
             <w:tcW w:w="500" w:type="dxa"/>
@@ -5215,12 +5057,6 @@
         </w:tc>
       </w:tr>
       <w:tr>
-        <w:tblPrEx>
-          <w:tblCellMar>
-            <w:top w:w="0" w:type="dxa"/>
-            <w:bottom w:w="0" w:type="dxa"/>
-          </w:tblCellMar>
-        </w:tblPrEx>
         <w:tc>
           <w:tcPr>
             <w:tcW w:w="500" w:type="dxa"/>
@@ -5294,12 +5130,6 @@
         </w:tc>
       </w:tr>
       <w:tr>
-        <w:tblPrEx>
-          <w:tblCellMar>
-            <w:top w:w="0" w:type="dxa"/>
-            <w:bottom w:w="0" w:type="dxa"/>
-          </w:tblCellMar>
-        </w:tblPrEx>
         <w:tc>
           <w:tcPr>
             <w:tcW w:w="500" w:type="dxa"/>
@@ -5378,12 +5208,6 @@
         </w:tc>
       </w:tr>
       <w:tr>
-        <w:tblPrEx>
-          <w:tblCellMar>
-            <w:top w:w="0" w:type="dxa"/>
-            <w:bottom w:w="0" w:type="dxa"/>
-          </w:tblCellMar>
-        </w:tblPrEx>
         <w:tc>
           <w:tcPr>
             <w:tcW w:w="500" w:type="dxa"/>
@@ -5457,12 +5281,6 @@
         </w:tc>
       </w:tr>
       <w:tr>
-        <w:tblPrEx>
-          <w:tblCellMar>
-            <w:top w:w="0" w:type="dxa"/>
-            <w:bottom w:w="0" w:type="dxa"/>
-          </w:tblCellMar>
-        </w:tblPrEx>
         <w:tc>
           <w:tcPr>
             <w:tcW w:w="500" w:type="dxa"/>
@@ -5541,12 +5359,6 @@
         </w:tc>
       </w:tr>
       <w:tr>
-        <w:tblPrEx>
-          <w:tblCellMar>
-            <w:top w:w="0" w:type="dxa"/>
-            <w:bottom w:w="0" w:type="dxa"/>
-          </w:tblCellMar>
-        </w:tblPrEx>
         <w:tc>
           <w:tcPr>
             <w:tcW w:w="500" w:type="dxa"/>
@@ -5628,12 +5440,6 @@
         </w:tc>
       </w:tr>
       <w:tr>
-        <w:tblPrEx>
-          <w:tblCellMar>
-            <w:top w:w="0" w:type="dxa"/>
-            <w:bottom w:w="0" w:type="dxa"/>
-          </w:tblCellMar>
-        </w:tblPrEx>
         <w:tc>
           <w:tcPr>
             <w:tcW w:w="500" w:type="dxa"/>
@@ -5722,10 +5528,7 @@
         <w:spacing w:after="150"/>
       </w:pPr>
       <w:r>
-        <w:t>Note: the original backup also included personal email addresses, personal phone numbers, and South African national ID numbers for every employee, which are omitted from this table but present in the underlying evidence file. National ID numbers in partic</w:t>
-      </w:r>
-      <w:r>
-        <w:t>ular represent a significant identity-theft risk and should be treated as highly sensitive PII in the impact assessment.</w:t>
+        <w:t>Note: the original backup also included personal email addresses, personal phone numbers, and South African national ID numbers for every employee, which are omitted from this table but present in the underlying evidence file. National ID numbers in particular represent a significant identity-theft risk and should be treated as highly sensitive PII in the impact assessment.</w:t>
       </w:r>
     </w:p>
     <w:p>
@@ -5761,12 +5564,6 @@
         <w:gridCol w:w="2100"/>
       </w:tblGrid>
       <w:tr>
-        <w:tblPrEx>
-          <w:tblCellMar>
-            <w:top w:w="0" w:type="dxa"/>
-            <w:bottom w:w="0" w:type="dxa"/>
-          </w:tblCellMar>
-        </w:tblPrEx>
         <w:trPr>
           <w:tblHeader/>
         </w:trPr>
@@ -5785,6 +5582,7 @@
                 <w:bCs/>
                 <w:color w:val="FFFFFF"/>
               </w:rPr>
+              <w:lastRenderedPageBreak/>
               <w:t>#</w:t>
             </w:r>
           </w:p>
@@ -5842,12 +5640,6 @@
         </w:tc>
       </w:tr>
       <w:tr>
-        <w:tblPrEx>
-          <w:tblCellMar>
-            <w:top w:w="0" w:type="dxa"/>
-            <w:bottom w:w="0" w:type="dxa"/>
-          </w:tblCellMar>
-        </w:tblPrEx>
         <w:tc>
           <w:tcPr>
             <w:tcW w:w="500" w:type="dxa"/>
@@ -5908,12 +5700,6 @@
         </w:tc>
       </w:tr>
       <w:tr>
-        <w:tblPrEx>
-          <w:tblCellMar>
-            <w:top w:w="0" w:type="dxa"/>
-            <w:bottom w:w="0" w:type="dxa"/>
-          </w:tblCellMar>
-        </w:tblPrEx>
         <w:tc>
           <w:tcPr>
             <w:tcW w:w="500" w:type="dxa"/>
@@ -5978,12 +5764,6 @@
         </w:tc>
       </w:tr>
       <w:tr>
-        <w:tblPrEx>
-          <w:tblCellMar>
-            <w:top w:w="0" w:type="dxa"/>
-            <w:bottom w:w="0" w:type="dxa"/>
-          </w:tblCellMar>
-        </w:tblPrEx>
         <w:tc>
           <w:tcPr>
             <w:tcW w:w="500" w:type="dxa"/>
@@ -6044,12 +5824,6 @@
         </w:tc>
       </w:tr>
       <w:tr>
-        <w:tblPrEx>
-          <w:tblCellMar>
-            <w:top w:w="0" w:type="dxa"/>
-            <w:bottom w:w="0" w:type="dxa"/>
-          </w:tblCellMar>
-        </w:tblPrEx>
         <w:tc>
           <w:tcPr>
             <w:tcW w:w="500" w:type="dxa"/>
@@ -6114,12 +5888,6 @@
         </w:tc>
       </w:tr>
       <w:tr>
-        <w:tblPrEx>
-          <w:tblCellMar>
-            <w:top w:w="0" w:type="dxa"/>
-            <w:bottom w:w="0" w:type="dxa"/>
-          </w:tblCellMar>
-        </w:tblPrEx>
         <w:tc>
           <w:tcPr>
             <w:tcW w:w="500" w:type="dxa"/>
@@ -6180,12 +5948,6 @@
         </w:tc>
       </w:tr>
       <w:tr>
-        <w:tblPrEx>
-          <w:tblCellMar>
-            <w:top w:w="0" w:type="dxa"/>
-            <w:bottom w:w="0" w:type="dxa"/>
-          </w:tblCellMar>
-        </w:tblPrEx>
         <w:tc>
           <w:tcPr>
             <w:tcW w:w="500" w:type="dxa"/>
@@ -6250,12 +6012,6 @@
         </w:tc>
       </w:tr>
       <w:tr>
-        <w:tblPrEx>
-          <w:tblCellMar>
-            <w:top w:w="0" w:type="dxa"/>
-            <w:bottom w:w="0" w:type="dxa"/>
-          </w:tblCellMar>
-        </w:tblPrEx>
         <w:tc>
           <w:tcPr>
             <w:tcW w:w="500" w:type="dxa"/>
@@ -6316,12 +6072,6 @@
         </w:tc>
       </w:tr>
       <w:tr>
-        <w:tblPrEx>
-          <w:tblCellMar>
-            <w:top w:w="0" w:type="dxa"/>
-            <w:bottom w:w="0" w:type="dxa"/>
-          </w:tblCellMar>
-        </w:tblPrEx>
         <w:tc>
           <w:tcPr>
             <w:tcW w:w="500" w:type="dxa"/>
@@ -6386,12 +6136,6 @@
         </w:tc>
       </w:tr>
       <w:tr>
-        <w:tblPrEx>
-          <w:tblCellMar>
-            <w:top w:w="0" w:type="dxa"/>
-            <w:bottom w:w="0" w:type="dxa"/>
-          </w:tblCellMar>
-        </w:tblPrEx>
         <w:tc>
           <w:tcPr>
             <w:tcW w:w="500" w:type="dxa"/>
@@ -6452,12 +6196,6 @@
         </w:tc>
       </w:tr>
       <w:tr>
-        <w:tblPrEx>
-          <w:tblCellMar>
-            <w:top w:w="0" w:type="dxa"/>
-            <w:bottom w:w="0" w:type="dxa"/>
-          </w:tblCellMar>
-        </w:tblPrEx>
         <w:tc>
           <w:tcPr>
             <w:tcW w:w="500" w:type="dxa"/>
@@ -6471,7 +6209,6 @@
               <w:rPr>
                 <w:color w:val="000000"/>
               </w:rPr>
-              <w:lastRenderedPageBreak/>
               <w:t>10</w:t>
             </w:r>
           </w:p>
@@ -6553,7 +6290,7 @@
                     <pic:cNvPicPr/>
                   </pic:nvPicPr>
                   <pic:blipFill>
-                    <a:blip r:embed="rId16" cstate="print">
+                    <a:blip r:embed="rId19" cstate="print">
                       <a:extLst>
                         <a:ext uri="{28A0092B-C50C-407E-A947-70E740481C1C}">
                           <a14:useLocalDpi xmlns:a14="http://schemas.microsoft.com/office/drawing/2010/main" val="0"/>
@@ -6615,10 +6352,7 @@
       </w:r>
       <w:proofErr w:type="spellEnd"/>
       <w:r>
-        <w:t xml:space="preserve"> scan b</w:t>
-      </w:r>
-      <w:r>
-        <w:t>oth identified /patient/, /staff/, and /old/ as accessible, indexed directories on the server. (Finding 2)</w:t>
+        <w:t xml:space="preserve"> scan both identified /patient/, /staff/, and /old/ as accessible, indexed directories on the server. (Finding 2)</w:t>
       </w:r>
     </w:p>
     <w:p>
@@ -6631,10 +6365,7 @@
         <w:spacing w:after="80"/>
       </w:pPr>
       <w:r>
-        <w:t xml:space="preserve">Step 2: the patient login page returned a distinct "Username not found" message for an invalid username, confirming a username enumeration weakness. </w:t>
-      </w:r>
-      <w:r>
-        <w:t>(Finding 3)</w:t>
+        <w:t>Step 2: the patient login page returned a distinct "Username not found" message for an invalid username, confirming a username enumeration weakness. (Finding 3)</w:t>
       </w:r>
     </w:p>
     <w:p>
@@ -6660,10 +6391,7 @@
         <w:spacing w:after="80"/>
       </w:pPr>
       <w:r>
-        <w:t>Step 4: the payload admin'-- - bypassed the login entirely, returning a 302 redirect into the aut</w:t>
-      </w:r>
-      <w:r>
-        <w:t>henticated patient portal with no valid credentials. (Finding 4)</w:t>
+        <w:t>Step 4: the payload admin'-- - bypassed the login entirely, returning a 302 redirect into the authenticated patient portal with no valid credentials. (Finding 4)</w:t>
       </w:r>
     </w:p>
     <w:p>
@@ -6689,10 +6417,7 @@
         <w:spacing w:after="80"/>
       </w:pPr>
       <w:r>
-        <w:t>Step 6: the PDFs used outdated RC4-128 encryption; password recovery was attempted against t</w:t>
-      </w:r>
-      <w:r>
-        <w:t>he files directly. (Finding 6)</w:t>
+        <w:t>Step 6: the PDFs used outdated RC4-128 encryption; password recovery was attempted against the files directly. (Finding 6)</w:t>
       </w:r>
     </w:p>
     <w:p>
@@ -6718,10 +6443,8 @@
         <w:spacing w:after="80"/>
       </w:pPr>
       <w:r>
-        <w:t>Step 8: the backup contained the salaries, personal details, and national ID num</w:t>
-      </w:r>
-      <w:r>
-        <w:t>bers of all 30 staff, and the full shareholding structure of the hospital's 10 shareholders in plain text. (Finding 7)</w:t>
+        <w:lastRenderedPageBreak/>
+        <w:t>Step 8: the backup contained the salaries, personal details, and national ID numbers of all 30 staff, and the full shareholding structure of the hospital's 10 shareholders in plain text. (Finding 7)</w:t>
       </w:r>
     </w:p>
     <w:p>
@@ -6737,10 +6460,7 @@
       </w:r>
       <w:proofErr w:type="spellEnd"/>
       <w:r>
-        <w:t xml:space="preserve"> and robots.txt), independently of the PDF-cracking p</w:t>
-      </w:r>
-      <w:r>
-        <w:t>ath. Both routes converge on the same underlying failure: sensitive files stored inside the public web root with no access control.</w:t>
+        <w:t xml:space="preserve"> and robots.txt), independently of the PDF-cracking path. Both routes converge on the same underlying failure: sensitive files stored inside the public web root with no access control.</w:t>
       </w:r>
     </w:p>
     <w:p>
@@ -6758,7 +6478,6 @@
         <w:spacing w:before="300" w:after="150"/>
       </w:pPr>
       <w:r>
-        <w:lastRenderedPageBreak/>
         <w:t>5.1 Fix Directory Listing and Remove the Backup</w:t>
       </w:r>
     </w:p>
@@ -6767,10 +6486,7 @@
         <w:spacing w:after="150"/>
       </w:pPr>
       <w:r>
-        <w:t xml:space="preserve">Disable directory listing on all folders </w:t>
-      </w:r>
-      <w:r>
-        <w:t>(Apache/</w:t>
+        <w:t>Disable directory listing on all folders (Apache/</w:t>
       </w:r>
       <w:proofErr w:type="spellStart"/>
       <w:r>
@@ -6794,10 +6510,7 @@
       </w:r>
       <w:proofErr w:type="spellEnd"/>
       <w:r>
-        <w:t>). Delete the database backup from /old/ immediately. Backups must never be stored inside the public web root — store them in a private,</w:t>
-      </w:r>
-      <w:r>
-        <w:t xml:space="preserve"> access-controlled location with no public HTTP exposure.</w:t>
+        <w:t>). Delete the database backup from /old/ immediately. Backups must never be stored inside the public web root — store them in a private, access-controlled location with no public HTTP exposure.</w:t>
       </w:r>
     </w:p>
     <w:p>
@@ -6822,10 +6535,7 @@
       </w:r>
       <w:proofErr w:type="spellEnd"/>
       <w:r>
-        <w:t xml:space="preserve"> query or prepared statement. This separates SQL code from user input so that no crafted input can alter the query structure</w:t>
-      </w:r>
-      <w:r>
-        <w:t>. This is the single most important fix in this report.</w:t>
+        <w:t xml:space="preserve"> query or prepared statement. This separates SQL code from user input so that no crafted input can alter the query structure. This is the single most important fix in this report.</w:t>
       </w:r>
     </w:p>
     <w:p>
@@ -6953,10 +6663,7 @@
         <w:spacing w:before="300" w:after="150"/>
       </w:pPr>
       <w:r>
-        <w:t>5.4 Fix PDF Acce</w:t>
-      </w:r>
-      <w:r>
-        <w:t>ss and Password Strength</w:t>
+        <w:t>5.4 Fix PDF Access and Password Strength</w:t>
       </w:r>
     </w:p>
     <w:p>
@@ -6972,10 +6679,7 @@
       </w:r>
       <w:proofErr w:type="spellEnd"/>
       <w:r>
-        <w:t xml:space="preserve"> before serving any file. Where password protection is</w:t>
-      </w:r>
-      <w:r>
-        <w:t xml:space="preserve"> still used, enforce AES-256 (PDF revision 6) rather than legacy RC4, and require a minimum password length of 12 characters with a mix of character types.</w:t>
+        <w:t xml:space="preserve"> before serving any file. Where password protection is still used, enforce AES-256 (PDF revision 6) rather than legacy RC4, and require a minimum password length of 12 characters with a mix of character types.</w:t>
       </w:r>
     </w:p>
     <w:p>
@@ -6992,10 +6696,7 @@
         <w:spacing w:after="150"/>
       </w:pPr>
       <w:r>
-        <w:t>Remove or suppress version-revealing headers (Server, X-Powe</w:t>
-      </w:r>
-      <w:r>
-        <w:t>red-By) at the server configuration level, and strip CMS generator meta tags from rendered HTML output. This does not replace patching, but slows attacker reconnaissance.</w:t>
+        <w:t>Remove or suppress version-revealing headers (Server, X-Powered-By) at the server configuration level, and strip CMS generator meta tags from rendered HTML output. This does not replace patching, but slows attacker reconnaissance.</w:t>
       </w:r>
     </w:p>
     <w:p>
@@ -7017,10 +6718,7 @@
         <w:spacing w:after="80"/>
       </w:pPr>
       <w:r>
-        <w:t>Apply least-privilege database accounts, so a single injection point cann</w:t>
-      </w:r>
-      <w:r>
-        <w:t>ot reach unrelated tables such as staff or shareholders.</w:t>
+        <w:t>Apply least-privilege database accounts, so a single injection point cannot reach unrelated tables such as staff or shareholders.</w:t>
       </w:r>
     </w:p>
     <w:p>
@@ -7059,10 +6757,7 @@
         <w:spacing w:after="80"/>
       </w:pPr>
       <w:r>
-        <w:t xml:space="preserve">Given the scope of PII exposed </w:t>
-      </w:r>
-      <w:r>
-        <w:t>(national ID numbers, health data), evaluate regulatory notification obligations under applicable data protection law (</w:t>
+        <w:t>Given the scope of PII exposed (national ID numbers, health data), evaluate regulatory notification obligations under applicable data protection law (</w:t>
       </w:r>
       <w:proofErr w:type="gramStart"/>
       <w:r>
@@ -7087,10 +6782,11 @@
         <w:spacing w:after="150"/>
       </w:pPr>
       <w:r>
-        <w:t>This assessment found multiple, independently exploitabl</w:t>
-      </w:r>
-      <w:r>
-        <w:t xml:space="preserve">e paths from an unauthenticated starting position to highly sensitive internal data — patient medical records, full staff PII and payroll data, and confidential shareholder ownership information. No sophisticated tools or </w:t>
+        <w:t xml:space="preserve">This assessment found multiple, independently exploitable paths from an unauthenticated starting position to highly sensitive internal data — patient medical records, full staff PII and payroll data, and confidential shareholder ownership information. </w:t>
+      </w:r>
+      <w:r>
+        <w:lastRenderedPageBreak/>
+        <w:t xml:space="preserve">No sophisticated tools or </w:t>
       </w:r>
       <w:proofErr w:type="spellStart"/>
       <w:r>
@@ -7098,13 +6794,7 @@
       </w:r>
       <w:proofErr w:type="spellEnd"/>
       <w:r>
-        <w:t xml:space="preserve"> knowledge were require</w:t>
-      </w:r>
-      <w:r>
-        <w:t>d to identify or exploit any of these findings. All vulnerabilities in this report are well-known, well-documented vulnerability classes with established, standard fixes. I recommend the client address all Critical and High findings immediately before this</w:t>
-      </w:r>
-      <w:r>
-        <w:t xml:space="preserve"> system is used to store or serve real patient data.</w:t>
+        <w:t xml:space="preserve"> knowledge were required to identify or exploit any of these findings. All vulnerabilities in this report are well-known, well-documented vulnerability classes with established, standard fixes. I recommend the client address all Critical and High findings immediately before this system is used to store or serve real patient data.</w:t>
       </w:r>
     </w:p>
     <w:p>
